--- a/Collatio/6/1. Textos/1. Marcados/6-I.docx
+++ b/Collatio/6/1. Textos/1. Marcados/6-I.docx
@@ -1,54 +1,87 @@
 
 <file path=word/document.xml><?xml version="1.0" encoding="utf-8"?>
-<w:document xmlns:wpc="http://schemas.microsoft.com/office/word/2010/wordprocessingCanvas" xmlns:cx="http://schemas.microsoft.com/office/drawing/2014/chartex" xmlns:cx1="http://schemas.microsoft.com/office/drawing/2015/9/8/chartex" xmlns:cx2="http://schemas.microsoft.com/office/drawing/2015/10/21/chartex" xmlns:cx3="http://schemas.microsoft.com/office/drawing/2016/5/9/chartex" xmlns:cx4="http://schemas.microsoft.com/office/drawing/2016/5/10/chartex" xmlns:cx5="http://schemas.microsoft.com/office/drawing/2016/5/11/chartex" xmlns:cx6="http://schemas.microsoft.com/office/drawing/2016/5/12/chartex" xmlns:cx7="http://schemas.microsoft.com/office/drawing/2016/5/13/chartex" xmlns:cx8="http://schemas.microsoft.com/office/drawing/2016/5/14/chartex" xmlns:mc="http://schemas.openxmlformats.org/markup-compatibility/2006" xmlns:aink="http://schemas.microsoft.com/office/drawing/2016/ink" xmlns:am3d="http://schemas.microsoft.com/office/drawing/2017/model3d" xmlns:o="urn:schemas-microsoft-com:office:office" xmlns:oel="http://schemas.microsoft.com/office/2019/extlst" xmlns:r="http://schemas.openxmlformats.org/officeDocument/2006/relationships" xmlns:m="http://schemas.openxmlformats.org/officeDocument/2006/math" xmlns:v="urn:schemas-microsoft-com:vml" xmlns:wp14="http://schemas.microsoft.com/office/word/2010/wordprocessingDrawing" xmlns:wp="http://schemas.openxmlformats.org/drawingml/2006/wordprocessingDrawing" xmlns:w10="urn:schemas-microsoft-com:office:word" xmlns:w="http://schemas.openxmlformats.org/wordprocessingml/2006/main" xmlns:w14="http://schemas.microsoft.com/office/word/2010/wordml" xmlns:w15="http://schemas.microsoft.com/office/word/2012/wordml" xmlns:w16cex="http://schemas.microsoft.com/office/word/2018/wordml/cex" xmlns:w16cid="http://schemas.microsoft.com/office/word/2016/wordml/cid" xmlns:w16="http://schemas.microsoft.com/office/word/2018/wordml" xmlns:w16sdtdh="http://schemas.microsoft.com/office/word/2020/wordml/sdtdatahash" xmlns:w16se="http://schemas.microsoft.com/office/word/2015/wordml/symex" xmlns:wpg="http://schemas.microsoft.com/office/word/2010/wordprocessingGroup" xmlns:wpi="http://schemas.microsoft.com/office/word/2010/wordprocessingInk" xmlns:wne="http://schemas.microsoft.com/office/word/2006/wordml" xmlns:wps="http://schemas.microsoft.com/office/word/2010/wordprocessingShape" mc:Ignorable="w14 w15 w16se w16cid w16 w16cex w16sdtdh wp14">
+<w:document xmlns:wpc="http://schemas.microsoft.com/office/word/2010/wordprocessingCanvas" xmlns:cx="http://schemas.microsoft.com/office/drawing/2014/chartex" xmlns:cx1="http://schemas.microsoft.com/office/drawing/2015/9/8/chartex" xmlns:cx2="http://schemas.microsoft.com/office/drawing/2015/10/21/chartex" xmlns:cx3="http://schemas.microsoft.com/office/drawing/2016/5/9/chartex" xmlns:cx4="http://schemas.microsoft.com/office/drawing/2016/5/10/chartex" xmlns:cx5="http://schemas.microsoft.com/office/drawing/2016/5/11/chartex" xmlns:cx6="http://schemas.microsoft.com/office/drawing/2016/5/12/chartex" xmlns:cx7="http://schemas.microsoft.com/office/drawing/2016/5/13/chartex" xmlns:cx8="http://schemas.microsoft.com/office/drawing/2016/5/14/chartex" xmlns:mc="http://schemas.openxmlformats.org/markup-compatibility/2006" xmlns:aink="http://schemas.microsoft.com/office/drawing/2016/ink" xmlns:am3d="http://schemas.microsoft.com/office/drawing/2017/model3d" xmlns:o="urn:schemas-microsoft-com:office:office" xmlns:oel="http://schemas.microsoft.com/office/2019/extlst" xmlns:r="http://schemas.openxmlformats.org/officeDocument/2006/relationships" xmlns:m="http://schemas.openxmlformats.org/officeDocument/2006/math" xmlns:v="urn:schemas-microsoft-com:vml" xmlns:wp14="http://schemas.microsoft.com/office/word/2010/wordprocessingDrawing" xmlns:wp="http://schemas.openxmlformats.org/drawingml/2006/wordprocessingDrawing" xmlns:w10="urn:schemas-microsoft-com:office:word" xmlns:w="http://schemas.openxmlformats.org/wordprocessingml/2006/main" xmlns:w14="http://schemas.microsoft.com/office/word/2010/wordml" xmlns:w15="http://schemas.microsoft.com/office/word/2012/wordml" xmlns:w16cex="http://schemas.microsoft.com/office/word/2018/wordml/cex" xmlns:w16cid="http://schemas.microsoft.com/office/word/2016/wordml/cid" xmlns:w16="http://schemas.microsoft.com/office/word/2018/wordml" xmlns:w16du="http://schemas.microsoft.com/office/word/2023/wordml/word16du" xmlns:w16sdtdh="http://schemas.microsoft.com/office/word/2020/wordml/sdtdatahash" xmlns:w16sdtfl="http://schemas.microsoft.com/office/word/2024/wordml/sdtformatlock" xmlns:w16se="http://schemas.microsoft.com/office/word/2015/wordml/symex" xmlns:wpg="http://schemas.microsoft.com/office/word/2010/wordprocessingGroup" xmlns:wpi="http://schemas.microsoft.com/office/word/2010/wordprocessingInk" xmlns:wne="http://schemas.microsoft.com/office/word/2006/wordml" xmlns:wps="http://schemas.microsoft.com/office/word/2010/wordprocessingShape" mc:Ignorable="w14 w15 w16se w16cid w16 w16cex w16sdtdh w16sdtfl w16du wp14">
   <w:body>
     <w:p>
-      <w:r>
-        <w:rPr>
+      <w:pPr>
+        <w:rPr>
+          <w:rFonts w:ascii="Brill" w:hAnsi="Brill"/>
+        </w:rPr>
+      </w:pPr>
+      <w:r>
+        <w:rPr>
+          <w:rFonts w:ascii="Brill" w:hAnsi="Brill"/>
           <w:color w:val="FF0000"/>
         </w:rPr>
         <w:t xml:space="preserve">29r </w:t>
       </w:r>
       <w:r>
+        <w:rPr>
+          <w:rFonts w:ascii="Brill" w:hAnsi="Brill"/>
+        </w:rPr>
         <w:t xml:space="preserve">Dixo el diciplo al maestro ruego te que me digas por que razon es la trinidad de tres personas e non de mas nin menos % respondio el maestro a la tu pregunta que me fazes quiero te responder a ella % sepas que la trenidad son tres personas % E encierran se en un dios quando bien contares todos los cuentos del mundo desde una que es la primera cuenta fasta mill no fallaremos que ninguna biene a estar la fuerça d ella en un punto si non de tres % esto quiero provar por razon que veas que es ansi comiença luego en el primero cuento que es uno e fallaras que este uno que es señero en su cabo e si contares dos que es el segundo cuento fallaras que estos dos son contrarios e iguales que atal es uno como el otro e non sabras en qual comiença que tan bien començaras del uno como del otro % pues vey el tercero </w:t>
       </w:r>
       <w:r>
+        <w:rPr>
+          <w:rFonts w:ascii="Brill" w:hAnsi="Brill"/>
+        </w:rPr>
         <w:t>c</w:t>
       </w:r>
       <w:r>
+        <w:rPr>
+          <w:rFonts w:ascii="Brill" w:hAnsi="Brill"/>
+        </w:rPr>
         <w:t xml:space="preserve">uento que son tres e fallaras </w:t>
       </w:r>
       <w:r>
+        <w:rPr>
+          <w:rFonts w:ascii="Brill" w:hAnsi="Brill"/>
+        </w:rPr>
         <w:t>c</w:t>
       </w:r>
       <w:r>
+        <w:rPr>
+          <w:rFonts w:ascii="Brill" w:hAnsi="Brill"/>
+        </w:rPr>
         <w:t xml:space="preserve">uento de tres que aquel que esta en medio faz </w:t>
       </w:r>
       <w:r>
         <w:rPr>
+          <w:rFonts w:ascii="Brill" w:hAnsi="Brill"/>
           <w:color w:val="FF0000"/>
         </w:rPr>
         <w:t xml:space="preserve">29v </w:t>
       </w:r>
       <w:r>
+        <w:rPr>
+          <w:rFonts w:ascii="Brill" w:hAnsi="Brill"/>
+        </w:rPr>
         <w:t>el uno que sea comienço e el otro que sea cabo tal es la trenidad qu</w:t>
       </w:r>
       <w:r>
         <w:rPr>
+          <w:rFonts w:ascii="Brill" w:hAnsi="Brill"/>
           <w:lang w:val="es-ES"/>
         </w:rPr>
         <w:t xml:space="preserve"> </w:t>
       </w:r>
       <w:r>
+        <w:rPr>
+          <w:rFonts w:ascii="Brill" w:hAnsi="Brill"/>
+        </w:rPr>
         <w:t xml:space="preserve">el padre el comienço e el spiritu santo es el medio e el fijo es el tercero % pues vee agora el cuento de quatro. son dos primeros e dos postrimeros % pues si despues quisieres fazer medianos abras y a poner dos o uno en el comienço o en el cabo e en esta guisa vernia la cuenta desigual % ca non sabrias en qual de aquellas dos començarias medio % ca si lo tomases en el primero de aquellos tres que estan en medio fincava el primero en su cabo e los dos para encima asi non hera el cuento igual. % bien asi por esta misma razon seria desigualada en todas las otras cuentas salvo este de tres % E por esto dixo abrahan vi tres e uno adore e non dixo abrahan esto por que aquel uno pareciese e a los otros despreciase % mas adorando a uno adorava a todos tres % asi como la trinidad que tres personas se encierran en un dios % ca el padre es fazedor e criador e comienço de todo e el fijo es redemidor e salvador del mundo e el espiritu santo es alumbrador e guiador e guardador de todas las cosas % E </w:t>
       </w:r>
       <w:r>
         <w:rPr>
+          <w:rFonts w:ascii="Brill" w:hAnsi="Brill"/>
           <w:color w:val="FF0000"/>
         </w:rPr>
         <w:t xml:space="preserve">30r </w:t>
       </w:r>
       <w:r>
+        <w:rPr>
+          <w:rFonts w:ascii="Brill" w:hAnsi="Brill"/>
+        </w:rPr>
         <w:t>qual es el uno tal es el otro e por eso se encierra en un dios la trinidad de la cuenta de tres personas.</w:t>
       </w:r>
     </w:p>
@@ -63,7 +96,7 @@
 </file>
 
 <file path=word/styles.xml><?xml version="1.0" encoding="utf-8"?>
-<w:styles xmlns:mc="http://schemas.openxmlformats.org/markup-compatibility/2006" xmlns:r="http://schemas.openxmlformats.org/officeDocument/2006/relationships" xmlns:w="http://schemas.openxmlformats.org/wordprocessingml/2006/main" xmlns:w14="http://schemas.microsoft.com/office/word/2010/wordml" xmlns:w15="http://schemas.microsoft.com/office/word/2012/wordml" xmlns:w16cex="http://schemas.microsoft.com/office/word/2018/wordml/cex" xmlns:w16cid="http://schemas.microsoft.com/office/word/2016/wordml/cid" xmlns:w16="http://schemas.microsoft.com/office/word/2018/wordml" xmlns:w16sdtdh="http://schemas.microsoft.com/office/word/2020/wordml/sdtdatahash" xmlns:w16se="http://schemas.microsoft.com/office/word/2015/wordml/symex" mc:Ignorable="w14 w15 w16se w16cid w16 w16cex w16sdtdh">
+<w:styles xmlns:mc="http://schemas.openxmlformats.org/markup-compatibility/2006" xmlns:r="http://schemas.openxmlformats.org/officeDocument/2006/relationships" xmlns:w="http://schemas.openxmlformats.org/wordprocessingml/2006/main" xmlns:w14="http://schemas.microsoft.com/office/word/2010/wordml" xmlns:w15="http://schemas.microsoft.com/office/word/2012/wordml" xmlns:w16cex="http://schemas.microsoft.com/office/word/2018/wordml/cex" xmlns:w16cid="http://schemas.microsoft.com/office/word/2016/wordml/cid" xmlns:w16="http://schemas.microsoft.com/office/word/2018/wordml" xmlns:w16du="http://schemas.microsoft.com/office/word/2023/wordml/word16du" xmlns:w16sdtdh="http://schemas.microsoft.com/office/word/2020/wordml/sdtdatahash" xmlns:w16sdtfl="http://schemas.microsoft.com/office/word/2024/wordml/sdtformatlock" xmlns:w16se="http://schemas.microsoft.com/office/word/2015/wordml/symex" mc:Ignorable="w14 w15 w16se w16cid w16 w16cex w16sdtdh w16sdtfl w16du">
   <w:docDefaults>
     <w:rPrDefault>
       <w:rPr>
